--- a/Himanshu's ML Resume.docx
+++ b/Himanshu's ML Resume.docx
@@ -253,14 +253,10 @@
         <w:rPr>
           <w:rFonts w:cstheme="minorHAnsi"/>
         </w:rPr>
-        <w:t xml:space="preserve">Mathematics: </w:t>
-      </w:r>
-      <w:r>
-        <w:rPr>
-          <w:rFonts w:cstheme="minorHAnsi"/>
-        </w:rPr>
-        <w:t>Probability, Statistics, Calculus.</w:t>
-      </w:r>
+        <w:t>Supervised machine Learning: Regression.</w:t>
+      </w:r>
+      <w:bookmarkStart w:id="0" w:name="_GoBack"/>
+      <w:bookmarkEnd w:id="0"/>
     </w:p>
     <w:p>
       <w:pPr>
@@ -277,19 +273,13 @@
         <w:rPr>
           <w:rFonts w:cstheme="minorHAnsi"/>
         </w:rPr>
-        <w:t xml:space="preserve">Python Libraries: </w:t>
-      </w:r>
-      <w:r>
-        <w:rPr>
-          <w:rFonts w:cstheme="minorHAnsi"/>
-        </w:rPr>
-        <w:t>NumPy</w:t>
-      </w:r>
-      <w:r>
-        <w:rPr>
-          <w:rFonts w:cstheme="minorHAnsi"/>
-        </w:rPr>
-        <w:t>, Pandas, Matplotlib.</w:t>
+        <w:t xml:space="preserve">Mathematics: </w:t>
+      </w:r>
+      <w:r>
+        <w:rPr>
+          <w:rFonts w:cstheme="minorHAnsi"/>
+        </w:rPr>
+        <w:t>Probability, Statistics, Calculus.</w:t>
       </w:r>
     </w:p>
     <w:p>
@@ -307,7 +297,19 @@
         <w:rPr>
           <w:rFonts w:cstheme="minorHAnsi"/>
         </w:rPr>
-        <w:t>MLOps</w:t>
+        <w:t xml:space="preserve">Python Libraries: </w:t>
+      </w:r>
+      <w:r>
+        <w:rPr>
+          <w:rFonts w:cstheme="minorHAnsi"/>
+        </w:rPr>
+        <w:t>NumPy</w:t>
+      </w:r>
+      <w:r>
+        <w:rPr>
+          <w:rFonts w:cstheme="minorHAnsi"/>
+        </w:rPr>
+        <w:t>, Pandas, Matplotlib.</w:t>
       </w:r>
     </w:p>
     <w:p>
@@ -325,6 +327,24 @@
         <w:rPr>
           <w:rFonts w:cstheme="minorHAnsi"/>
         </w:rPr>
+        <w:t>MLOps</w:t>
+      </w:r>
+    </w:p>
+    <w:p>
+      <w:pPr>
+        <w:pStyle w:val="ListParagraph"/>
+        <w:numPr>
+          <w:ilvl w:val="0"/>
+          <w:numId w:val="1"/>
+        </w:numPr>
+        <w:rPr>
+          <w:rFonts w:cstheme="minorHAnsi"/>
+        </w:rPr>
+      </w:pPr>
+      <w:r>
+        <w:rPr>
+          <w:rFonts w:cstheme="minorHAnsi"/>
+        </w:rPr>
         <w:t>Database: MySQL</w:t>
       </w:r>
     </w:p>
@@ -479,8 +499,6 @@
         </w:rPr>
         <w:t>ROJECTS</w:t>
       </w:r>
-      <w:bookmarkStart w:id="0" w:name="_GoBack"/>
-      <w:bookmarkEnd w:id="0"/>
       <w:r>
         <w:rPr>
           <w:rFonts w:ascii="Franklin Gothic Medium" w:hAnsi="Franklin Gothic Medium" w:cstheme="minorHAnsi"/>

--- a/Himanshu's ML Resume.docx
+++ b/Himanshu's ML Resume.docx
@@ -119,13 +119,19 @@
         <w:rPr>
           <w:rFonts w:ascii="Calibri" w:eastAsia="Calibri" w:hAnsi="Calibri" w:cs="Calibri"/>
         </w:rPr>
-        <w:t>I have complete my MCA in Data Science in 2026 and now looking for an opportunity in Machine Learning field to showcase and enhance my skills an</w:t>
-      </w:r>
-      <w:r>
-        <w:rPr>
-          <w:rFonts w:ascii="Calibri" w:eastAsia="Calibri" w:hAnsi="Calibri" w:cs="Calibri"/>
-        </w:rPr>
-        <w:t>d knowledge in ML. I have hands-on project experience in ML where I worked with Python coding, Python Libraries like Pandas, NumPy, Matplotlib and Scikit-learn also having good understanding of SQL.</w:t>
+        <w:t>I have complete my MCA in Data Science in 2026 and now looking for an opportunity in Machine Learning field to showcase and enhance my skills and knowledge in ML. I have hands-on project experience in ML wh</w:t>
+      </w:r>
+      <w:r>
+        <w:rPr>
+          <w:rFonts w:ascii="Calibri" w:eastAsia="Calibri" w:hAnsi="Calibri" w:cs="Calibri"/>
+        </w:rPr>
+        <w:t>ere I worked with Python and its</w:t>
+      </w:r>
+      <w:r>
+        <w:rPr>
+          <w:rFonts w:ascii="Calibri" w:eastAsia="Calibri" w:hAnsi="Calibri" w:cs="Calibri"/>
+        </w:rPr>
+        <w:t xml:space="preserve"> Libraries like Pandas, NumPy, Matplotlib and Scikit-learn also having good understanding of SQL.</w:t>
       </w:r>
     </w:p>
     <w:p>
@@ -186,19 +192,7 @@
         <w:rPr>
           <w:rFonts w:ascii="Calibri" w:eastAsia="Calibri" w:hAnsi="Calibri" w:cs="Calibri"/>
         </w:rPr>
-        <w:t>Su</w:t>
-      </w:r>
-      <w:r>
-        <w:rPr>
-          <w:rFonts w:ascii="Calibri" w:eastAsia="Calibri" w:hAnsi="Calibri" w:cs="Calibri"/>
-        </w:rPr>
-        <w:t xml:space="preserve">pervised machine Learning: </w:t>
-      </w:r>
-      <w:r>
-        <w:rPr>
-          <w:rFonts w:ascii="Calibri" w:eastAsia="Calibri" w:hAnsi="Calibri" w:cs="Calibri"/>
-        </w:rPr>
-        <w:t>Regression.</w:t>
+        <w:t>Supervised machine Learning: Regression.</w:t>
       </w:r>
     </w:p>
     <w:p>
@@ -255,11 +249,85 @@
         <w:rPr>
           <w:rFonts w:ascii="Calibri" w:eastAsia="Calibri" w:hAnsi="Calibri" w:cs="Calibri"/>
         </w:rPr>
+        <w:t>Analytical skills: Feature Engineering.</w:t>
+      </w:r>
+    </w:p>
+    <w:p>
+      <w:pPr>
+        <w:numPr>
+          <w:ilvl w:val="0"/>
+          <w:numId w:val="1"/>
+        </w:numPr>
+        <w:spacing w:after="0"/>
+        <w:ind w:left="720" w:hanging="360"/>
+        <w:rPr>
+          <w:rFonts w:ascii="Calibri" w:eastAsia="Calibri" w:hAnsi="Calibri" w:cs="Calibri"/>
+        </w:rPr>
+      </w:pPr>
+      <w:r>
+        <w:rPr>
+          <w:rFonts w:ascii="Calibri" w:eastAsia="Calibri" w:hAnsi="Calibri" w:cs="Calibri"/>
+        </w:rPr>
         <w:lastRenderedPageBreak/>
-        <w:t>ML framework : HuggingFace.</w:t>
+        <w:t>ML framework</w:t>
+      </w:r>
+      <w:r>
+        <w:rPr>
+          <w:rFonts w:ascii="Calibri" w:eastAsia="Calibri" w:hAnsi="Calibri" w:cs="Calibri"/>
+        </w:rPr>
+        <w:t xml:space="preserve">: </w:t>
+      </w:r>
+      <w:r>
+        <w:rPr>
+          <w:rFonts w:ascii="Calibri" w:eastAsia="Calibri" w:hAnsi="Calibri" w:cs="Calibri"/>
+        </w:rPr>
+        <w:t>Hugging</w:t>
+      </w:r>
+      <w:r>
+        <w:rPr>
+          <w:rFonts w:ascii="Calibri" w:eastAsia="Calibri" w:hAnsi="Calibri" w:cs="Calibri"/>
+        </w:rPr>
+        <w:t>Face</w:t>
+      </w:r>
+      <w:r>
+        <w:rPr>
+          <w:rFonts w:ascii="Calibri" w:eastAsia="Calibri" w:hAnsi="Calibri" w:cs="Calibri"/>
+        </w:rPr>
+        <w:t>.</w:t>
       </w:r>
       <w:bookmarkStart w:id="0" w:name="_GoBack"/>
       <w:bookmarkEnd w:id="0"/>
+    </w:p>
+    <w:p>
+      <w:pPr>
+        <w:numPr>
+          <w:ilvl w:val="0"/>
+          <w:numId w:val="1"/>
+        </w:numPr>
+        <w:spacing w:after="0"/>
+        <w:ind w:left="720" w:hanging="360"/>
+        <w:rPr>
+          <w:rFonts w:ascii="Calibri" w:eastAsia="Calibri" w:hAnsi="Calibri" w:cs="Calibri"/>
+        </w:rPr>
+      </w:pPr>
+      <w:r>
+        <w:rPr>
+          <w:rFonts w:ascii="Calibri" w:eastAsia="Calibri" w:hAnsi="Calibri" w:cs="Calibri"/>
+        </w:rPr>
+        <w:t xml:space="preserve">AI Framework: </w:t>
+      </w:r>
+      <w:r>
+        <w:rPr>
+          <w:rFonts w:ascii="Calibri" w:eastAsia="Calibri" w:hAnsi="Calibri" w:cs="Calibri"/>
+        </w:rPr>
+        <w:t>LangChain</w:t>
+      </w:r>
+      <w:r>
+        <w:rPr>
+          <w:rFonts w:ascii="Calibri" w:eastAsia="Calibri" w:hAnsi="Calibri" w:cs="Calibri"/>
+        </w:rPr>
+        <w:t>.</w:t>
+      </w:r>
     </w:p>
     <w:p>
       <w:pPr>
@@ -381,13 +449,7 @@
         <w:rPr>
           <w:rFonts w:ascii="Calibri" w:eastAsia="Calibri" w:hAnsi="Calibri" w:cs="Calibri"/>
         </w:rPr>
-        <w:t>June 2026 –</w:t>
-      </w:r>
-      <w:r>
-        <w:rPr>
-          <w:rFonts w:ascii="Calibri" w:eastAsia="Calibri" w:hAnsi="Calibri" w:cs="Calibri"/>
-        </w:rPr>
-        <w:t xml:space="preserve"> till Date, performed tasks like reconciliation of sales and data in Excel which upgraded my </w:t>
+        <w:t xml:space="preserve">June 2026 – till Date, performed tasks like reconciliation of sales and data in Excel which upgraded my </w:t>
       </w:r>
       <w:r>
         <w:rPr>
@@ -465,14 +527,7 @@
           <w:rFonts w:ascii="Calibri" w:eastAsia="Calibri" w:hAnsi="Calibri" w:cs="Calibri"/>
           <w:b/>
         </w:rPr>
-        <w:t>Master o</w:t>
-      </w:r>
-      <w:r>
-        <w:rPr>
-          <w:rFonts w:ascii="Calibri" w:eastAsia="Calibri" w:hAnsi="Calibri" w:cs="Calibri"/>
-          <w:b/>
-        </w:rPr>
-        <w:t>f Computer Applications (MCA) – Data Science | 9CGPA</w:t>
+        <w:t>Master of Computer Applications (MCA) – Data Science | 9CGPA</w:t>
       </w:r>
     </w:p>
     <w:p>
